--- a/Uban System Documents/章節性文件/Chapter 10.docx
+++ b/Uban System Documents/章節性文件/Chapter 10.docx
@@ -93,7 +93,7 @@
           <w:sz w:val="28"/>
           <w:rFonts w:ascii="Times New Roman" w:hAnsi="Times New Roman" w:eastAsia="標楷體" w:cs="Times New Roman"/>
         </w:rPr>
-        <w:t>本專案測試範圍涵蓋行動應用介面互動、WebRTC 雙向視訊通話、YOLOv8 骨架跌倒偵測、長時間未活動滯留判定、室內房間幾何定位、雲端與本機雙軌語言模型對話、親情語音複製合成，以及後台即時監控儀表等四大核心模組。各功能模組之測試項目分類、案例編號範圍與檢驗重心如表 10-1-1 所示：</w:t>
+        <w:t xml:space="preserve">本專案測試範圍涵蓋行動應用介面互動、WebRTC 雙向視訊通話、YOLOv8 人物偵測與跌倒判定、長時間未活動判定、室內所在位置偵測、雲端與本機雙軌語言模型對話、親情語音複製合成，以及後台即時監控儀表等四大核心模組。各功能模組之測試項目分類、案例編號範圍與檢驗重心如表 10-1-1 所示：</w:t>
       </w:r>
     </w:p>
     <w:p>
@@ -829,7 +829,7 @@
                 <w:rFonts w:ascii="Times New Roman" w:hAnsi="Times New Roman" w:eastAsia="標楷體" w:cs="Times New Roman"/>
                 <w:rFonts w:ascii="Times New Roman" w:hAnsi="Times New Roman" w:eastAsia="標楷體"/>
               </w:rPr>
-              <w:t>驗證 YOLOv8 人體骨架跌倒偵測、長時間倒臥滯留判定、腳底接觸點射線室內區域定位、Google Gemini 生活工具調用、雲端超量切換本機 Ollama 離線備援模型、Gemini 人生回憶錄自傳故事萃取、WebRTC 影音串流中繼與固定時間金鑰比對防禦。</w:t>
+              <w:t xml:space="preserve">驗證 YOLOv8 人物偵測與跌倒判定、長時間未活動判定、室內所在位置偵測、Google Gemini 生活工具調用、雲端超量切換本機 Ollama 離線備援模型、Gemini 人生回憶錄自傳故事萃取、WebRTC 影音串流中繼與固定時間金鑰比對防禦。</w:t>
             </w:r>
           </w:p>
         </w:tc>
@@ -14585,7 +14585,7 @@
           <w:sz w:val="28"/>
           <w:rFonts w:ascii="Times New Roman" w:hAnsi="Times New Roman" w:eastAsia="標楷體"/>
         </w:rPr>
-        <w:t>表 10-2-23 YOLOv8 人體姿態骨架偵測</w:t>
+        <w:t xml:space="preserve">表 10-2-23 YOLOv8 人物偵測</w:t>
       </w:r>
       <w:r>
         <w:rPr>
@@ -14799,7 +14799,7 @@
                 <w:rFonts w:ascii="Times New Roman" w:hAnsi="Times New Roman" w:eastAsia="標楷體" w:cs="Times New Roman"/>
                 <w:rFonts w:ascii="Times New Roman" w:hAnsi="Times New Roman" w:eastAsia="標楷體"/>
               </w:rPr>
-              <w:t>YOLOv8 人體姿態骨架偵測</w:t>
+              <w:t xml:space="preserve">YOLOv8 人物偵測</w:t>
             </w:r>
           </w:p>
         </w:tc>
@@ -14887,7 +14887,7 @@
                 <w:rFonts w:ascii="Times New Roman" w:hAnsi="Times New Roman" w:eastAsia="標楷體" w:cs="Times New Roman"/>
                 <w:rFonts w:ascii="Times New Roman" w:hAnsi="Times New Roman" w:eastAsia="標楷體"/>
               </w:rPr>
-              <w:t>驗證邊緣運算伺服器在不同光線與角度下，能即時且準確擷取長者身體 17 個關節點骨架資訊。</w:t>
+              <w:t xml:space="preserve">驗證監視設備推送的畫面，能由伺服器端 YOLOv8 模型偵測出人物並取得人物框。</w:t>
             </w:r>
           </w:p>
         </w:tc>
@@ -14973,7 +14973,7 @@
                 <w:rFonts w:ascii="Times New Roman" w:hAnsi="Times New Roman" w:eastAsia="標楷體" w:cs="Times New Roman"/>
                 <w:rFonts w:ascii="Times New Roman" w:hAnsi="Times New Roman" w:eastAsia="標楷體"/>
               </w:rPr>
-              <w:t>1. 監視器攝影機串流傳入 1080p 30fps 影像訊號。</w:t>
+              <w:t xml:space="preserve">1. 監視設備每 2 秒擷取一張畫面推送至伺服器。</w:t>
             </w:r>
           </w:p>
           <w:p>
@@ -14989,7 +14989,7 @@
                 <w:rFonts w:ascii="Times New Roman" w:hAnsi="Times New Roman" w:eastAsia="標楷體" w:cs="Times New Roman"/>
                 <w:rFonts w:ascii="Times New Roman" w:hAnsi="Times New Roman" w:eastAsia="標楷體"/>
               </w:rPr>
-              <w:t>2. YOLOv8-pose 模型進行逐格人體辨識與關鍵點抽取。</w:t>
+              <w:t xml:space="preserve">2. 伺服器以 yolov8n 模型偵測畫面中的人物（信心值門檻 0.35）。</w:t>
             </w:r>
           </w:p>
           <w:p>
@@ -15005,7 +15005,7 @@
                 <w:rFonts w:ascii="Times New Roman" w:hAnsi="Times New Roman" w:eastAsia="標楷體" w:cs="Times New Roman"/>
                 <w:rFonts w:ascii="Times New Roman" w:hAnsi="Times New Roman" w:eastAsia="標楷體"/>
               </w:rPr>
-              <w:t>3. 檢視頭部、雙肩、骨盆、雙膝與腳踝座標計算結果。</w:t>
+              <w:t xml:space="preserve">3. 由偵測診斷資料檢視是否偵測到人物，以及人物框的寬、高與信心值。</w:t>
             </w:r>
           </w:p>
         </w:tc>
@@ -15091,7 +15091,7 @@
                 <w:rFonts w:ascii="Times New Roman" w:hAnsi="Times New Roman" w:eastAsia="標楷體" w:cs="Times New Roman"/>
                 <w:rFonts w:ascii="Times New Roman" w:hAnsi="Times New Roman" w:eastAsia="標楷體"/>
               </w:rPr>
-              <w:t>在正常室內照明與弱光夜視環境下，人體姿態偵測置信度均維持在 0.85 以上，單張影格平均運算時間低於 25 毫秒。</w:t>
+              <w:t xml:space="preserve">畫面中有人時，診斷資料顯示已偵測到人物並記錄人物框寬高與信心值；畫面中無人時不產生人物框。</w:t>
             </w:r>
           </w:p>
         </w:tc>
@@ -15198,7 +15198,7 @@
           <w:sz w:val="28"/>
           <w:rFonts w:ascii="Times New Roman" w:hAnsi="Times New Roman" w:eastAsia="標楷體"/>
         </w:rPr>
-        <w:t>表 10-2-24 跌倒事件快速判定演算法</w:t>
+        <w:t xml:space="preserve">表 10-2-24 跌倒事件判定</w:t>
       </w:r>
       <w:r>
         <w:rPr>
@@ -15412,7 +15412,7 @@
                 <w:rFonts w:ascii="Times New Roman" w:hAnsi="Times New Roman" w:eastAsia="標楷體" w:cs="Times New Roman"/>
                 <w:rFonts w:ascii="Times New Roman" w:hAnsi="Times New Roman" w:eastAsia="標楷體"/>
               </w:rPr>
-              <w:t>跌倒事件快速判定演算法</w:t>
+              <w:t xml:space="preserve">跌倒事件判定</w:t>
             </w:r>
           </w:p>
         </w:tc>
@@ -15500,7 +15500,7 @@
                 <w:rFonts w:ascii="Times New Roman" w:hAnsi="Times New Roman" w:eastAsia="標楷體" w:cs="Times New Roman"/>
                 <w:rFonts w:ascii="Times New Roman" w:hAnsi="Times New Roman" w:eastAsia="標楷體"/>
               </w:rPr>
-              <w:t>驗證長者發生快速傾倒、高度驟降並倒臥地面時，演算法能在 1.5 秒內觸發跌倒事件。</w:t>
+              <w:t xml:space="preserve">驗證長者由站立突然倒地並維持躺姿時，系統能在 7 幀（約 14 秒）的判定窗口內發出跌倒警報。</w:t>
             </w:r>
           </w:p>
         </w:tc>
@@ -15586,7 +15586,7 @@
                 <w:rFonts w:ascii="Times New Roman" w:hAnsi="Times New Roman" w:eastAsia="標楷體" w:cs="Times New Roman"/>
                 <w:rFonts w:ascii="Times New Roman" w:hAnsi="Times New Roman" w:eastAsia="標楷體"/>
               </w:rPr>
-              <w:t>1. 模擬長者由站立狀態突然倒向地毯之姿態。</w:t>
+              <w:t xml:space="preserve">1. 測試人員在監視設備前由站立狀態突然倒向地面，並維持躺姿。</w:t>
             </w:r>
           </w:p>
           <w:p>
@@ -15602,7 +15602,7 @@
                 <w:rFonts w:ascii="Times New Roman" w:hAnsi="Times New Roman" w:eastAsia="標楷體" w:cs="Times New Roman"/>
                 <w:rFonts w:ascii="Times New Roman" w:hAnsi="Times New Roman" w:eastAsia="標楷體"/>
               </w:rPr>
-              <w:t>2. 觀察軀幹中心縱向速度變化率與長寬比值翻轉狀態。</w:t>
+              <w:t xml:space="preserve">2. 由偵測診斷資料觀察人物框寬高比與質心下移量。</w:t>
             </w:r>
           </w:p>
           <w:p>
@@ -15704,7 +15704,7 @@
                 <w:rFonts w:ascii="Times New Roman" w:hAnsi="Times New Roman" w:eastAsia="標楷體" w:cs="Times New Roman"/>
                 <w:rFonts w:ascii="Times New Roman" w:hAnsi="Times New Roman" w:eastAsia="標楷體"/>
               </w:rPr>
-              <w:t>演算法精準捕捉垂直高度快速降低與軀幹水平橫躺特徵，於落地後 1.5 秒內確認跌倒事件，無誤判長者正常彎腰撿拾物品之情形。</w:t>
+              <w:t xml:space="preserve">人物框持續呈現寬扁且質心明顯下移時，系統判定為跌倒並通知家屬；在鏡頭前走動或慢慢躺下時，不判定為跌倒。</w:t>
             </w:r>
           </w:p>
         </w:tc>
@@ -15811,7 +15811,7 @@
           <w:sz w:val="28"/>
           <w:rFonts w:ascii="Times New Roman" w:hAnsi="Times New Roman" w:eastAsia="標楷體"/>
         </w:rPr>
-        <w:t>表 10-2-25 長時間未活動（滯留）異常判定</w:t>
+        <w:t xml:space="preserve">表 10-2-25 長時間未活動判定</w:t>
       </w:r>
       <w:r>
         <w:rPr>
@@ -16025,7 +16025,7 @@
                 <w:rFonts w:ascii="Times New Roman" w:hAnsi="Times New Roman" w:eastAsia="標楷體" w:cs="Times New Roman"/>
                 <w:rFonts w:ascii="Times New Roman" w:hAnsi="Times New Roman" w:eastAsia="標楷體"/>
               </w:rPr>
-              <w:t>長時間未活動（滯留）異常判定</w:t>
+              <w:t xml:space="preserve">長時間未活動判定</w:t>
             </w:r>
           </w:p>
         </w:tc>
@@ -16113,7 +16113,7 @@
                 <w:rFonts w:ascii="Times New Roman" w:hAnsi="Times New Roman" w:eastAsia="標楷體" w:cs="Times New Roman"/>
                 <w:rFonts w:ascii="Times New Roman" w:hAnsi="Times New Roman" w:eastAsia="標楷體"/>
               </w:rPr>
-              <w:t>驗證長者在危險區域（如浴室）倒臥或靜止超時，系統能發出滯留警報通知家屬查看。</w:t>
+              <w:t xml:space="preserve">驗證長者倒臥或長時間靜止時，系統能依姿勢發出久未活動警報通知家屬查看。</w:t>
             </w:r>
           </w:p>
         </w:tc>
@@ -16199,7 +16199,7 @@
                 <w:rFonts w:ascii="Times New Roman" w:hAnsi="Times New Roman" w:eastAsia="標楷體" w:cs="Times New Roman"/>
                 <w:rFonts w:ascii="Times New Roman" w:hAnsi="Times New Roman" w:eastAsia="標楷體"/>
               </w:rPr>
-              <w:t>1. 模擬長者在浴室地面保持靜止超過設定門檻時間（測試環境設為 3 分鐘）。</w:t>
+              <w:t xml:space="preserve">1. 測試人員在監視設備前以躺姿保持靜止。</w:t>
             </w:r>
           </w:p>
           <w:p>
@@ -16215,7 +16215,7 @@
                 <w:rFonts w:ascii="Times New Roman" w:hAnsi="Times New Roman" w:eastAsia="標楷體" w:cs="Times New Roman"/>
                 <w:rFonts w:ascii="Times New Roman" w:hAnsi="Times New Roman" w:eastAsia="標楷體"/>
               </w:rPr>
-              <w:t>2. 觀察室內活動偵測計時器累積時間。</w:t>
+              <w:t xml:space="preserve">2. 由偵測診斷資料觀察系統累計的靜止時間。</w:t>
             </w:r>
           </w:p>
           <w:p>
@@ -16317,7 +16317,7 @@
                 <w:rFonts w:ascii="Times New Roman" w:hAnsi="Times New Roman" w:eastAsia="標楷體" w:cs="Times New Roman"/>
                 <w:rFonts w:ascii="Times New Roman" w:hAnsi="Times New Roman" w:eastAsia="標楷體"/>
               </w:rPr>
-              <w:t>在無人體明顯位移超過門檻時間時，系統自動將狀態由「正常活動」切換為「異常滯留」，立即發出滯留告警並註明滯留位置為「浴室」。</w:t>
+              <w:t xml:space="preserve">躺姿連續靜止 15 秒即發出久未活動警報；坐姿或站立靜止則需達 2 小時才發出，避免長輩坐著看電視時誤報。</w:t>
             </w:r>
           </w:p>
         </w:tc>
@@ -16424,7 +16424,7 @@
           <w:sz w:val="28"/>
           <w:rFonts w:ascii="Times New Roman" w:hAnsi="Times New Roman" w:eastAsia="標楷體"/>
         </w:rPr>
-        <w:t>表 10-2-26 腳底接觸點射線室內區域定位</w:t>
+        <w:t xml:space="preserve">表 10-2-26 室內所在位置偵測</w:t>
       </w:r>
       <w:r>
         <w:rPr>
@@ -16638,7 +16638,7 @@
                 <w:rFonts w:ascii="Times New Roman" w:hAnsi="Times New Roman" w:eastAsia="標楷體" w:cs="Times New Roman"/>
                 <w:rFonts w:ascii="Times New Roman" w:hAnsi="Times New Roman" w:eastAsia="標楷體"/>
               </w:rPr>
-              <w:t>腳底接觸點射線室內區域定位</w:t>
+              <w:t xml:space="preserve">室內所在位置偵測</w:t>
             </w:r>
           </w:p>
         </w:tc>
@@ -16726,7 +16726,7 @@
                 <w:rFonts w:ascii="Times New Roman" w:hAnsi="Times New Roman" w:eastAsia="標楷體" w:cs="Times New Roman"/>
                 <w:rFonts w:ascii="Times New Roman" w:hAnsi="Times New Roman" w:eastAsia="標楷體"/>
               </w:rPr>
-              <w:t>驗證由人物框底部中心計算長者腳底空間座標，利用射線法判定長者所在房間之準確度。</w:t>
+              <w:t xml:space="preserve">驗證監視設備偵測到長輩時，家屬端能標示長輩目前在該監視設備前。</w:t>
             </w:r>
           </w:p>
         </w:tc>
@@ -16812,7 +16812,7 @@
                 <w:rFonts w:ascii="Times New Roman" w:hAnsi="Times New Roman" w:eastAsia="標楷體" w:cs="Times New Roman"/>
                 <w:rFonts w:ascii="Times New Roman" w:hAnsi="Times New Roman" w:eastAsia="標楷體"/>
               </w:rPr>
-              <w:t>1. 預先於設定檔定義客廳、臥室、廚房之多邊形頂點比例座標。</w:t>
+              <w:t xml:space="preserve">1. 家中設置一台以上的監視設備。</w:t>
             </w:r>
           </w:p>
           <w:p>
@@ -16828,7 +16828,7 @@
                 <w:rFonts w:ascii="Times New Roman" w:hAnsi="Times New Roman" w:eastAsia="標楷體" w:cs="Times New Roman"/>
                 <w:rFonts w:ascii="Times New Roman" w:hAnsi="Times New Roman" w:eastAsia="標楷體"/>
               </w:rPr>
-              <w:t>2. 測試長者位於客廳中央、臥室床邊及兩房間交界門檻之座標點。</w:t>
+              <w:t xml:space="preserve">2. 測試人員走到其中一台監視設備前。</w:t>
             </w:r>
           </w:p>
           <w:p>
@@ -16844,7 +16844,7 @@
                 <w:rFonts w:ascii="Times New Roman" w:hAnsi="Times New Roman" w:eastAsia="標楷體" w:cs="Times New Roman"/>
                 <w:rFonts w:ascii="Times New Roman" w:hAnsi="Times New Roman" w:eastAsia="標楷體"/>
               </w:rPr>
-              <w:t>3. 比對演算法回傳之房間名稱。</w:t>
+              <w:t xml:space="preserve">3. 檢視家屬端是否標示長輩出現在該設備前。</w:t>
             </w:r>
           </w:p>
         </w:tc>
@@ -16930,7 +16930,7 @@
                 <w:rFonts w:ascii="Times New Roman" w:hAnsi="Times New Roman" w:eastAsia="標楷體" w:cs="Times New Roman"/>
                 <w:rFonts w:ascii="Times New Roman" w:hAnsi="Times New Roman" w:eastAsia="標楷體"/>
               </w:rPr>
-              <w:t>長者腳部接觸點精準對應至設定之房間多邊形內部，交界處判定穩定且無頻繁抖動跳轉現象，定位計算耗時低於 1 毫秒。</w:t>
+              <w:t xml:space="preserve">家屬端標示長輩出現在偵測到人物的監視設備前；長輩離開畫面一段時間後，標示自動消失。</w:t>
             </w:r>
           </w:p>
         </w:tc>

--- a/Uban System Documents/章節性文件/Chapter 10.docx
+++ b/Uban System Documents/章節性文件/Chapter 10.docx
@@ -829,7 +829,7 @@
                 <w:rFonts w:ascii="Times New Roman" w:hAnsi="Times New Roman" w:eastAsia="標楷體" w:cs="Times New Roman"/>
                 <w:rFonts w:ascii="Times New Roman" w:hAnsi="Times New Roman" w:eastAsia="標楷體"/>
               </w:rPr>
-              <w:t xml:space="preserve">驗證 YOLOv8 人物偵測與跌倒判定、長時間未活動判定、室內所在位置偵測、Google Gemini 生活工具調用、雲端超量切換本機 Ollama 離線備援模型、Gemini 人生回憶錄自傳故事萃取、WebRTC 影音串流中繼與固定時間金鑰比對防禦。</w:t>
+              <w:t xml:space="preserve">驗證 YOLOv8 人物偵測與跌倒判定、長時間未活動判定、室內所在位置偵測、AI 生活工具呼叫、本機 Ollama 離線時切換 Gemini 備援、每日一問回憶錄保存、WebRTC 影音串流中繼與固定時間金鑰比對防禦。</w:t>
             </w:r>
           </w:p>
         </w:tc>
@@ -995,7 +995,7 @@
                 <w:rFonts w:ascii="Times New Roman" w:hAnsi="Times New Roman" w:eastAsia="標楷體" w:cs="Times New Roman"/>
                 <w:rFonts w:ascii="Times New Roman" w:hAnsi="Times New Roman" w:eastAsia="標楷體"/>
               </w:rPr>
-              <w:t>驗證開發者主控台登入驗證、全系統長者與裝置在線儀表板、長者名冊與家庭關聯清單、個別長者活動歷程與即時狀態查詢、跌倒異常事件簽核處置日誌，以及多邊形空間滯留熱點與活動力統計圖表。</w:t>
+              <w:t xml:space="preserve">驗證開發者主控台登入驗證、全系統長者與裝置在線儀表板、長者名冊與家庭關聯清單、個別長者活動歷程與即時狀態查詢、跌倒異常事件簽核處置日誌，以及BUG 回饋管理。</w:t>
             </w:r>
           </w:p>
         </w:tc>
@@ -1573,7 +1573,7 @@
                 <w:rFonts w:ascii="Times New Roman" w:hAnsi="Times New Roman" w:eastAsia="標楷體" w:cs="Times New Roman"/>
                 <w:rFonts w:ascii="Times New Roman" w:hAnsi="Times New Roman" w:eastAsia="標楷體"/>
               </w:rPr>
-              <w:t>首頁清晰顯示長者尊稱問候語、大字體目前時間、農曆日期，以及「生活助手」、「一鍵通話」、「休閒娛樂」與「緊急求救」四大核心按鈕，無排版破裂或字體過小情況。</w:t>
+              <w:t xml:space="preserve">首頁以大字體顯示問候語、日期與今日待辦事項，底部五個分頁（首頁、電話、小豬、聊天、我的）清楚可點選，無排版破裂或字體過小情況。</w:t>
             </w:r>
           </w:p>
         </w:tc>
@@ -2293,7 +2293,7 @@
           <w:sz w:val="28"/>
           <w:rFonts w:ascii="Times New Roman" w:hAnsi="Times New Roman" w:eastAsia="標楷體"/>
         </w:rPr>
-        <w:t>表 10-2-3 一鍵緊急求救廣播</w:t>
+        <w:t xml:space="preserve">表 10-2-3 語音緊急求救通知</w:t>
       </w:r>
       <w:r>
         <w:rPr>
@@ -2507,7 +2507,7 @@
                 <w:rFonts w:ascii="Times New Roman" w:hAnsi="Times New Roman" w:eastAsia="標楷體" w:cs="Times New Roman"/>
                 <w:rFonts w:ascii="Times New Roman" w:hAnsi="Times New Roman" w:eastAsia="標楷體"/>
               </w:rPr>
-              <w:t>一鍵緊急求救廣播</w:t>
+              <w:t xml:space="preserve">語音緊急求救通知</w:t>
             </w:r>
           </w:p>
         </w:tc>
@@ -2595,7 +2595,7 @@
                 <w:rFonts w:ascii="Times New Roman" w:hAnsi="Times New Roman" w:eastAsia="標楷體" w:cs="Times New Roman"/>
                 <w:rFonts w:ascii="Times New Roman" w:hAnsi="Times New Roman" w:eastAsia="標楷體"/>
               </w:rPr>
-              <w:t>驗證長者遭遇危急狀況點擊求救按鈕時，系統能以最大音量發出聲響並同步通報全體家屬。</w:t>
+              <w:t xml:space="preserve">驗證長者以語音向小嘎求救時，系統能同步通報全體家屬。</w:t>
             </w:r>
           </w:p>
         </w:tc>
@@ -2681,7 +2681,7 @@
                 <w:rFonts w:ascii="Times New Roman" w:hAnsi="Times New Roman" w:eastAsia="標楷體" w:cs="Times New Roman"/>
                 <w:rFonts w:ascii="Times New Roman" w:hAnsi="Times New Roman" w:eastAsia="標楷體"/>
               </w:rPr>
-              <w:t>1. 於長者首頁長按紅色「緊急求救」按鈕 2 秒。</w:t>
+              <w:t xml:space="preserve">1. 長輩對小嘎說「我跌倒了，快幫我叫家人」。</w:t>
             </w:r>
           </w:p>
           <w:p>
@@ -2697,7 +2697,7 @@
                 <w:rFonts w:ascii="Times New Roman" w:hAnsi="Times New Roman" w:eastAsia="標楷體" w:cs="Times New Roman"/>
                 <w:rFonts w:ascii="Times New Roman" w:hAnsi="Times New Roman" w:eastAsia="標楷體"/>
               </w:rPr>
-              <w:t>2. 觀察長者端本機反應及伺服器通報動作。</w:t>
+              <w:t xml:space="preserve">2. 觀察小嘎呼叫求救工具與伺服器通報動作。</w:t>
             </w:r>
           </w:p>
           <w:p>
@@ -2799,7 +2799,7 @@
                 <w:rFonts w:ascii="Times New Roman" w:hAnsi="Times New Roman" w:eastAsia="標楷體" w:cs="Times New Roman"/>
                 <w:rFonts w:ascii="Times New Roman" w:hAnsi="Times New Roman" w:eastAsia="標楷體"/>
               </w:rPr>
-              <w:t>長者手機自動將系統音量調至最大並響起救護車雙音高分貝求救警報；後端伺服器於 1 秒內向所有已綁定家屬手機發送高優先權緊急求救通知與震動提示。</w:t>
+              <w:t xml:space="preserve">後端向所有已綁定家屬發送緊急通知；長輩開啟位置分享且位置在 30 分鐘內時，一併附上最後位置。小嘎只在通知確實送出後才告訴長輩已通知家人。</w:t>
             </w:r>
           </w:p>
         </w:tc>
@@ -3821,7 +3821,7 @@
                 <w:rFonts w:ascii="Times New Roman" w:hAnsi="Times New Roman" w:eastAsia="標楷體" w:cs="Times New Roman"/>
                 <w:rFonts w:ascii="Times New Roman" w:hAnsi="Times New Roman" w:eastAsia="標楷體"/>
               </w:rPr>
-              <w:t>驗證家屬來電視訊時，長者端能彈出全螢幕來電畫面，接通後影音串流流暢穩定且具備字幕輔助。</w:t>
+              <w:t xml:space="preserve">驗證家屬來電視訊時，長者端能彈出全螢幕來電畫面，接通後影音正常。</w:t>
             </w:r>
           </w:p>
         </w:tc>
@@ -3939,7 +3939,7 @@
                 <w:rFonts w:ascii="Times New Roman" w:hAnsi="Times New Roman" w:eastAsia="標楷體" w:cs="Times New Roman"/>
                 <w:rFonts w:ascii="Times New Roman" w:hAnsi="Times New Roman" w:eastAsia="標楷體"/>
               </w:rPr>
-              <w:t>3. 進行 30 秒雙向影音對話，測試鏡頭畫面、麥克風收音與即時字幕呈現。</w:t>
+              <w:t xml:space="preserve">3. 進行 30 秒雙向影音對話，測試鏡頭畫面與麥克風收音。</w:t>
             </w:r>
           </w:p>
           <w:p>
@@ -4041,7 +4041,7 @@
                 <w:rFonts w:ascii="Times New Roman" w:hAnsi="Times New Roman" w:eastAsia="標楷體" w:cs="Times New Roman"/>
                 <w:rFonts w:ascii="Times New Roman" w:hAnsi="Times New Roman" w:eastAsia="標楷體"/>
               </w:rPr>
-              <w:t>來電畫面全螢幕浮現並震動響鈴；點擊接聽後 2 秒內完成 P2P 影音連線，雙方畫面清晰無延遲，長者說話聲音清晰傳達；掛斷後正確更新通話紀錄至資料庫。</w:t>
+              <w:t xml:space="preserve">來電畫面全螢幕浮現並響鈴；點擊接聽後建立影音連線，雙方畫面與聲音正常；掛斷後通話紀錄寫入資料庫。</w:t>
             </w:r>
           </w:p>
         </w:tc>
@@ -7633,7 +7633,7 @@
                 <w:rFonts w:ascii="Times New Roman" w:hAnsi="Times New Roman" w:eastAsia="標楷體" w:cs="Times New Roman"/>
                 <w:rFonts w:ascii="Times New Roman" w:hAnsi="Times New Roman" w:eastAsia="標楷體"/>
               </w:rPr>
-              <w:t>3. 檢視首頁卡片呈現之長者狀態、最近活動時間與環境資訊。</w:t>
+              <w:t xml:space="preserve">3. 檢視首頁卡片呈現之長輩狀態、今日打卡與近況分析。</w:t>
             </w:r>
           </w:p>
         </w:tc>
@@ -7719,7 +7719,7 @@
                 <w:rFonts w:ascii="Times New Roman" w:hAnsi="Times New Roman" w:eastAsia="標楷體" w:cs="Times New Roman"/>
                 <w:rFonts w:ascii="Times New Roman" w:hAnsi="Times New Roman" w:eastAsia="標楷體"/>
               </w:rPr>
-              <w:t>首頁清晰展示被守護長者卡片、最新生理量測資訊、最近異常警報數量，以及「視訊通話」、「即時監控」、「作息提醒」等快捷入口。</w:t>
+              <w:t xml:space="preserve">首頁清晰展示長輩在線狀態、今日打卡進度、近況分析與最新警示，並提供通話與提醒等入口。</w:t>
             </w:r>
           </w:p>
         </w:tc>
@@ -8230,7 +8230,7 @@
                 <w:rFonts w:ascii="Times New Roman" w:hAnsi="Times New Roman" w:eastAsia="標楷體" w:cs="Times New Roman"/>
                 <w:rFonts w:ascii="Times New Roman" w:hAnsi="Times New Roman" w:eastAsia="標楷體"/>
               </w:rPr>
-              <w:t>2. 由「王爺爺」切換至「王奶奶」。</w:t>
+              <w:t xml:space="preserve">2. 切換至另一位已綁定的長輩。</w:t>
             </w:r>
           </w:p>
           <w:p>
@@ -8246,7 +8246,7 @@
                 <w:rFonts w:ascii="Times New Roman" w:hAnsi="Times New Roman" w:eastAsia="標楷體" w:cs="Times New Roman"/>
                 <w:rFonts w:ascii="Times New Roman" w:hAnsi="Times New Roman" w:eastAsia="標楷體"/>
               </w:rPr>
-              <w:t>3. 觀察頁面中活動紀錄、提醒排程與房間狀態之更新狀況。</w:t>
+              <w:t xml:space="preserve">3. 觀察頁面中動態、提醒排程與狀態之更新狀況。</w:t>
             </w:r>
           </w:p>
         </w:tc>
@@ -8332,7 +8332,7 @@
                 <w:rFonts w:ascii="Times New Roman" w:hAnsi="Times New Roman" w:eastAsia="標楷體" w:cs="Times New Roman"/>
                 <w:rFonts w:ascii="Times New Roman" w:hAnsi="Times New Roman" w:eastAsia="標楷體"/>
               </w:rPr>
-              <w:t>系統於 0.5 秒內完成資料切換，精準載入王奶奶專屬之生活動態、用藥時段與房間位置，無資料混淆或舊資料殘留問題。</w:t>
+              <w:t xml:space="preserve">切換後載入該長輩的動態、提醒與狀態，無資料混淆或舊資料殘留。</w:t>
             </w:r>
           </w:p>
         </w:tc>
@@ -8439,7 +8439,7 @@
           <w:sz w:val="28"/>
           <w:rFonts w:ascii="Times New Roman" w:hAnsi="Times New Roman" w:eastAsia="標楷體"/>
         </w:rPr>
-        <w:t>表 10-2-13 長者室內所在房間區域檢視</w:t>
+        <w:t xml:space="preserve">表 10-2-13 長者室內所在位置檢視</w:t>
       </w:r>
       <w:r>
         <w:rPr>
@@ -8653,7 +8653,7 @@
                 <w:rFonts w:ascii="Times New Roman" w:hAnsi="Times New Roman" w:eastAsia="標楷體" w:cs="Times New Roman"/>
                 <w:rFonts w:ascii="Times New Roman" w:hAnsi="Times New Roman" w:eastAsia="標楷體"/>
               </w:rPr>
-              <w:t>長者室內所在房間區域檢視</w:t>
+              <w:t xml:space="preserve">長者室內所在位置檢視</w:t>
             </w:r>
           </w:p>
         </w:tc>
@@ -8741,7 +8741,7 @@
                 <w:rFonts w:ascii="Times New Roman" w:hAnsi="Times New Roman" w:eastAsia="標楷體" w:cs="Times New Roman"/>
                 <w:rFonts w:ascii="Times New Roman" w:hAnsi="Times New Roman" w:eastAsia="標楷體"/>
               </w:rPr>
-              <w:t>驗證家屬能即時查看長者目前在住家平面圖中的哪一個房間（如客廳、臥室、廚房或浴室）。</w:t>
+              <w:t xml:space="preserve">驗證家屬能看到長輩目前出現在哪一台監視設備前。</w:t>
             </w:r>
           </w:p>
         </w:tc>
@@ -8827,7 +8827,7 @@
                 <w:rFonts w:ascii="Times New Roman" w:hAnsi="Times New Roman" w:eastAsia="標楷體" w:cs="Times New Roman"/>
                 <w:rFonts w:ascii="Times New Roman" w:hAnsi="Times New Roman" w:eastAsia="標楷體"/>
               </w:rPr>
-              <w:t>1. 點擊守護中心之「室內動態」功能標籤。</w:t>
+              <w:t xml:space="preserve">1. 家中設置兩台監視設備（如客廳、臥室）。</w:t>
             </w:r>
           </w:p>
           <w:p>
@@ -8843,7 +8843,7 @@
                 <w:rFonts w:ascii="Times New Roman" w:hAnsi="Times New Roman" w:eastAsia="標楷體" w:cs="Times New Roman"/>
                 <w:rFonts w:ascii="Times New Roman" w:hAnsi="Times New Roman" w:eastAsia="標楷體"/>
               </w:rPr>
-              <w:t>2. 檢視顯示之室內平面簡圖與標示文字。</w:t>
+              <w:t xml:space="preserve">2. 於家屬端檢視監視設備清單。</w:t>
             </w:r>
           </w:p>
           <w:p>
@@ -8859,7 +8859,7 @@
                 <w:rFonts w:ascii="Times New Roman" w:hAnsi="Times New Roman" w:eastAsia="標楷體" w:cs="Times New Roman"/>
                 <w:rFonts w:ascii="Times New Roman" w:hAnsi="Times New Roman" w:eastAsia="標楷體"/>
               </w:rPr>
-              <w:t>3. 監視器畫面中長者由客廳走入臥室，觀察家屬端狀態更新。</w:t>
+              <w:t xml:space="preserve">3. 長輩由客廳走入臥室，觀察家屬端標示的變化。</w:t>
             </w:r>
           </w:p>
         </w:tc>
@@ -8945,7 +8945,7 @@
                 <w:rFonts w:ascii="Times New Roman" w:hAnsi="Times New Roman" w:eastAsia="標楷體" w:cs="Times New Roman"/>
                 <w:rFonts w:ascii="Times New Roman" w:hAnsi="Times New Roman" w:eastAsia="標楷體"/>
               </w:rPr>
-              <w:t>家屬介面即時呈現長者目前位於「臥室」，標註滯留時長（如「已在臥室 15 分鐘」），房間判定結果與監視器邊緣運算即時同步。</w:t>
+              <w:t xml:space="preserve">家屬端在偵測到長輩的監視設備上標示「長輩在此」；長輩離開畫面一段時間後，標示自動消失。</w:t>
             </w:r>
           </w:p>
         </w:tc>
@@ -9558,7 +9558,7 @@
                 <w:rFonts w:ascii="Times New Roman" w:hAnsi="Times New Roman" w:eastAsia="標楷體" w:cs="Times New Roman"/>
                 <w:rFonts w:ascii="Times New Roman" w:hAnsi="Times New Roman" w:eastAsia="標楷體"/>
               </w:rPr>
-              <w:t>家屬端立即呈現本機前鏡頭預覽，並發送連線邀請信號；長者接通後順利建立 WebRTC 點對點連線，影音延遲低於 300 毫秒，通話過程無雜音破音。</w:t>
+              <w:t xml:space="preserve">家屬端呈現本機鏡頭預覽並發送通話邀請；長者接通後建立 WebRTC 連線，雙方影音正常。</w:t>
             </w:r>
           </w:p>
         </w:tc>
@@ -10580,7 +10580,7 @@
                 <w:rFonts w:ascii="Times New Roman" w:hAnsi="Times New Roman" w:eastAsia="標楷體" w:cs="Times New Roman"/>
                 <w:rFonts w:ascii="Times New Roman" w:hAnsi="Times New Roman" w:eastAsia="標楷體"/>
               </w:rPr>
-              <w:t>驗證長者發生跌倒時，使用中之家屬 App 能在 1 秒內收到全螢幕即時警告彈窗與抓拍截圖。</w:t>
+              <w:t xml:space="preserve">驗證長者發生跌倒時，使用中的家屬 App 能即時收到警報彈窗。</w:t>
             </w:r>
           </w:p>
         </w:tc>
@@ -10666,7 +10666,7 @@
                 <w:rFonts w:ascii="Times New Roman" w:hAnsi="Times New Roman" w:eastAsia="標楷體" w:cs="Times New Roman"/>
                 <w:rFonts w:ascii="Times New Roman" w:hAnsi="Times New Roman" w:eastAsia="標楷體"/>
               </w:rPr>
-              <w:t>1. 邊緣監視設備偵測到跌倒事件並送出警報。</w:t>
+              <w:t xml:space="preserve">1. 監視設備偵測到跌倒事件，伺服器送出警報。</w:t>
             </w:r>
           </w:p>
           <w:p>
@@ -10698,7 +10698,7 @@
                 <w:rFonts w:ascii="Times New Roman" w:hAnsi="Times New Roman" w:eastAsia="標楷體" w:cs="Times New Roman"/>
                 <w:rFonts w:ascii="Times New Roman" w:hAnsi="Times New Roman" w:eastAsia="標楷體"/>
               </w:rPr>
-              <w:t>3. 觀察家屬端彈窗、警告音效與截圖照片呈現。</w:t>
+              <w:t xml:space="preserve">3. 觀察家屬端警報彈窗與內容。</w:t>
             </w:r>
           </w:p>
         </w:tc>
@@ -10784,7 +10784,7 @@
                 <w:rFonts w:ascii="Times New Roman" w:hAnsi="Times New Roman" w:eastAsia="標楷體" w:cs="Times New Roman"/>
                 <w:rFonts w:ascii="Times New Roman" w:hAnsi="Times New Roman" w:eastAsia="標楷體"/>
               </w:rPr>
-              <w:t>家屬手機畫面立即強制彈出高對比紅色告警視窗，標明「王爺爺疑似在浴室跌倒！」，顯示事發瞬間截圖與置信度，並伴隨急促提示聲響。</w:t>
+              <w:t xml:space="preserve">家屬手機跳出警報，顯示長輩姓名、偵測到的監視設備與警報類型，並可直接查看即時畫面。</w:t>
             </w:r>
           </w:p>
         </w:tc>
@@ -11193,7 +11193,7 @@
                 <w:rFonts w:ascii="Times New Roman" w:hAnsi="Times New Roman" w:eastAsia="標楷體" w:cs="Times New Roman"/>
                 <w:rFonts w:ascii="Times New Roman" w:hAnsi="Times New Roman" w:eastAsia="標楷體"/>
               </w:rPr>
-              <w:t>驗證家屬手機處於休眠鎖屏或 App 未開啟狀態時，系統能透過 Firebase FCM 發送最高優先權通知強制喚醒手機。</w:t>
+              <w:t xml:space="preserve">驗證家屬手機處於休眠鎖屏或 App 未開啟狀態時，系統能透過 Firebase FCM 送達高優先權通知。</w:t>
             </w:r>
           </w:p>
         </w:tc>
@@ -11397,7 +11397,7 @@
                 <w:rFonts w:ascii="Times New Roman" w:hAnsi="Times New Roman" w:eastAsia="標楷體" w:cs="Times New Roman"/>
                 <w:rFonts w:ascii="Times New Roman" w:hAnsi="Times New Roman" w:eastAsia="標楷體"/>
               </w:rPr>
-              <w:t>家屬手機螢幕在 2 秒內被高優先權推播喚醒點亮，發出高音量專屬警報聲並強烈震動，通知欄置頂顯示長者跌倒告警與快速通話捷徑。</w:t>
+              <w:t xml:space="preserve">家屬手機在休眠或 App 關閉時仍收到高優先權通知，通知顯示於鎖定畫面，點擊後開啟警報內容。</w:t>
             </w:r>
           </w:p>
         </w:tc>
@@ -11504,7 +11504,7 @@
           <w:sz w:val="28"/>
           <w:rFonts w:ascii="Times New Roman" w:hAnsi="Times New Roman" w:eastAsia="標楷體"/>
         </w:rPr>
-        <w:t>表 10-2-18 歷史警報紀錄與現場照片檢視</w:t>
+        <w:t xml:space="preserve">表 10-2-18 歷史警報紀錄檢視</w:t>
       </w:r>
       <w:r>
         <w:rPr>
@@ -11718,7 +11718,7 @@
                 <w:rFonts w:ascii="Times New Roman" w:hAnsi="Times New Roman" w:eastAsia="標楷體" w:cs="Times New Roman"/>
                 <w:rFonts w:ascii="Times New Roman" w:hAnsi="Times New Roman" w:eastAsia="標楷體"/>
               </w:rPr>
-              <w:t>歷史警報紀錄與現場照片檢視</w:t>
+              <w:t xml:space="preserve">歷史警報紀錄檢視</w:t>
             </w:r>
           </w:p>
         </w:tc>
@@ -11806,7 +11806,7 @@
                 <w:rFonts w:ascii="Times New Roman" w:hAnsi="Times New Roman" w:eastAsia="標楷體" w:cs="Times New Roman"/>
                 <w:rFonts w:ascii="Times New Roman" w:hAnsi="Times New Roman" w:eastAsia="標楷體"/>
               </w:rPr>
-              <w:t>驗證家屬能查詢長者過去所有警報歷史事件，包括事發時間、類型、地點與當下照片存檔。</w:t>
+              <w:t xml:space="preserve">驗證家屬能查詢長者過去的警報歷史事件，包括事發時間、類型與處理狀態。</w:t>
             </w:r>
           </w:p>
         </w:tc>
@@ -11892,7 +11892,7 @@
                 <w:rFonts w:ascii="Times New Roman" w:hAnsi="Times New Roman" w:eastAsia="標楷體" w:cs="Times New Roman"/>
                 <w:rFonts w:ascii="Times New Roman" w:hAnsi="Times New Roman" w:eastAsia="標楷體"/>
               </w:rPr>
-              <w:t>1. 點擊首頁「警報日誌」專區。</w:t>
+              <w:t xml:space="preserve">1. 進入「警示中心」。</w:t>
             </w:r>
           </w:p>
           <w:p>
@@ -11924,7 +11924,7 @@
                 <w:rFonts w:ascii="Times New Roman" w:hAnsi="Times New Roman" w:eastAsia="標楷體" w:cs="Times New Roman"/>
                 <w:rFonts w:ascii="Times New Roman" w:hAnsi="Times New Roman" w:eastAsia="標楷體"/>
               </w:rPr>
-              <w:t>3. 點選任一筆歷史紀錄，展開檢視完整照片截圖與處理備註。</w:t>
+              <w:t xml:space="preserve">3. 點選任一筆紀錄，檢視事發時間、類型與處理狀態。</w:t>
             </w:r>
           </w:p>
         </w:tc>
@@ -12010,7 +12010,7 @@
                 <w:rFonts w:ascii="Times New Roman" w:hAnsi="Times New Roman" w:eastAsia="標楷體" w:cs="Times New Roman"/>
                 <w:rFonts w:ascii="Times New Roman" w:hAnsi="Times New Roman" w:eastAsia="標楷體"/>
               </w:rPr>
-              <w:t>清單按時間倒序清晰排列所有異常事件，詳細頁面完整載入事發抓拍影像，並顯示家屬確認時間，照片下載速度低於 1 秒且清晰可辨。</w:t>
+              <w:t xml:space="preserve">清單依時間倒序列出警報事件並顯示處理狀態；誤報可標記後從統計中排除。</w:t>
             </w:r>
           </w:p>
         </w:tc>
@@ -12746,7 +12746,7 @@
           <w:sz w:val="28"/>
           <w:rFonts w:ascii="Times New Roman" w:hAnsi="Times New Roman" w:eastAsia="標楷體"/>
         </w:rPr>
-        <w:t>表 10-2-20 數位人生回憶錄畫廊瀏覽與時光膠囊珍藏</w:t>
+        <w:t xml:space="preserve">表 10-2-20 回憶錄瀏覽與家人回應</w:t>
       </w:r>
       <w:r>
         <w:rPr>
@@ -12960,7 +12960,7 @@
                 <w:rFonts w:ascii="Times New Roman" w:hAnsi="Times New Roman" w:eastAsia="標楷體" w:cs="Times New Roman"/>
                 <w:rFonts w:ascii="Times New Roman" w:hAnsi="Times New Roman" w:eastAsia="標楷體"/>
               </w:rPr>
-              <w:t>數位人生回憶錄畫廊瀏覽與時光膠囊珍藏</w:t>
+              <w:t xml:space="preserve">回憶錄瀏覽與家人回應</w:t>
             </w:r>
           </w:p>
         </w:tc>
@@ -13048,7 +13048,7 @@
                 <w:rFonts w:ascii="Times New Roman" w:hAnsi="Times New Roman" w:eastAsia="標楷體" w:cs="Times New Roman"/>
                 <w:rFonts w:ascii="Times New Roman" w:hAnsi="Times New Roman" w:eastAsia="標楷體"/>
               </w:rPr>
-              <w:t>驗證家屬能透過回憶錄畫廊查閱長者日常人生故事卡片、聆聽長輩口述歷史錄音，並珍藏家庭老照片。</w:t>
+              <w:t xml:space="preserve">驗證家屬能查閱長輩每日一問的回答（回憶錄），聆聽長輩口述錄音並留下悄悄話。</w:t>
             </w:r>
           </w:p>
         </w:tc>
@@ -13134,7 +13134,7 @@
                 <w:rFonts w:ascii="Times New Roman" w:hAnsi="Times New Roman" w:eastAsia="標楷體" w:cs="Times New Roman"/>
                 <w:rFonts w:ascii="Times New Roman" w:hAnsi="Times New Roman" w:eastAsia="標楷體"/>
               </w:rPr>
-              <w:t>1. 點擊「人生回憶錄」專區。</w:t>
+              <w:t xml:space="preserve">1. 進入家屬端「回憶錄」。</w:t>
             </w:r>
           </w:p>
           <w:p>
@@ -13150,7 +13150,7 @@
                 <w:rFonts w:ascii="Times New Roman" w:hAnsi="Times New Roman" w:eastAsia="標楷體" w:cs="Times New Roman"/>
                 <w:rFonts w:ascii="Times New Roman" w:hAnsi="Times New Roman" w:eastAsia="標楷體"/>
               </w:rPr>
-              <w:t>2. 瀏覽依年代分類之回憶錄故事卡片清單。</w:t>
+              <w:t xml:space="preserve">2. 瀏覽長輩每日一問的回答清單。</w:t>
             </w:r>
           </w:p>
           <w:p>
@@ -13166,7 +13166,7 @@
                 <w:rFonts w:ascii="Times New Roman" w:hAnsi="Times New Roman" w:eastAsia="標楷體" w:cs="Times New Roman"/>
                 <w:rFonts w:ascii="Times New Roman" w:hAnsi="Times New Roman" w:eastAsia="標楷體"/>
               </w:rPr>
-              <w:t>3. 點選任一故事膠囊，檢視老照片展示與長者口述語音播放控制。</w:t>
+              <w:t xml:space="preserve">3. 點選任一則回答，播放長輩口述錄音並留下悄悄話。</w:t>
             </w:r>
           </w:p>
         </w:tc>
@@ -13252,7 +13252,7 @@
                 <w:rFonts w:ascii="Times New Roman" w:hAnsi="Times New Roman" w:eastAsia="標楷體" w:cs="Times New Roman"/>
                 <w:rFonts w:ascii="Times New Roman" w:hAnsi="Times New Roman" w:eastAsia="標楷體"/>
               </w:rPr>
-              <w:t>畫廊卡片載入流暢，音訊播放清晰無雜音，照片支援雙指縮放檢視，提供溫馨之跨世代情感連結。</w:t>
+              <w:t xml:space="preserve">回憶錄依日期列出長輩的回答，錄音可正常播放；家屬留下的悄悄話會推送到長輩端，由小嘎轉達。</w:t>
             </w:r>
           </w:p>
         </w:tc>
@@ -17037,7 +17037,7 @@
           <w:sz w:val="28"/>
           <w:rFonts w:ascii="Times New Roman" w:hAnsi="Times New Roman" w:eastAsia="標楷體"/>
         </w:rPr>
-        <w:t>表 10-2-27 Gemini 雲端智慧生活工具自動呼叫</w:t>
+        <w:t xml:space="preserve">表 10-2-27 AI 生活工具自動呼叫（Tool Calling）</w:t>
       </w:r>
       <w:r>
         <w:rPr>
@@ -17251,7 +17251,7 @@
                 <w:rFonts w:ascii="Times New Roman" w:hAnsi="Times New Roman" w:eastAsia="標楷體" w:cs="Times New Roman"/>
                 <w:rFonts w:ascii="Times New Roman" w:hAnsi="Times New Roman" w:eastAsia="標楷體"/>
               </w:rPr>
-              <w:t>Gemini 雲端智慧生活工具自動呼叫</w:t>
+              <w:t xml:space="preserve">AI 生活工具自動呼叫（Tool Calling）</w:t>
             </w:r>
           </w:p>
         </w:tc>
@@ -17339,7 +17339,7 @@
                 <w:rFonts w:ascii="Times New Roman" w:hAnsi="Times New Roman" w:eastAsia="標楷體" w:cs="Times New Roman"/>
                 <w:rFonts w:ascii="Times New Roman" w:hAnsi="Times New Roman" w:eastAsia="標楷體"/>
               </w:rPr>
-              <w:t>驗證長者口語要求日常查詢（如報時、詢問天氣、設定備忘）時，Gemini 能正確辨識意圖並調用後端工具函式。</w:t>
+              <w:t xml:space="preserve">驗證長者口語要求日常查詢（如報時、詢問天氣、設定備忘）時，AI 模型（Ollama Gemma 4，備援時為 Gemini）能正確辨識意圖並調用後端工具函式。</w:t>
             </w:r>
           </w:p>
         </w:tc>
@@ -17441,7 +17441,7 @@
                 <w:rFonts w:ascii="Times New Roman" w:hAnsi="Times New Roman" w:eastAsia="標楷體" w:cs="Times New Roman"/>
                 <w:rFonts w:ascii="Times New Roman" w:hAnsi="Times New Roman" w:eastAsia="標楷體"/>
               </w:rPr>
-              <w:t>2. 檢查 Gemini API 回傳之函式調用請求標籤。</w:t>
+              <w:t xml:space="preserve">2. 檢查模型回傳之工具呼叫（Tool Calling）請求。</w:t>
             </w:r>
           </w:p>
           <w:p>
@@ -17650,7 +17650,7 @@
           <w:sz w:val="28"/>
           <w:rFonts w:ascii="Times New Roman" w:hAnsi="Times New Roman" w:eastAsia="標楷體"/>
         </w:rPr>
-        <w:t>表 10-2-28 雲端超量/斷網自動切換本機離線模型</w:t>
+        <w:t xml:space="preserve">表 10-2-28 本機模型離線時自動切換 Gemini 備援</w:t>
       </w:r>
       <w:r>
         <w:rPr>
@@ -17864,7 +17864,7 @@
                 <w:rFonts w:ascii="Times New Roman" w:hAnsi="Times New Roman" w:eastAsia="標楷體" w:cs="Times New Roman"/>
                 <w:rFonts w:ascii="Times New Roman" w:hAnsi="Times New Roman" w:eastAsia="標楷體"/>
               </w:rPr>
-              <w:t>雲端超量/斷網自動切換本機離線模型</w:t>
+              <w:t xml:space="preserve">本機模型離線時自動切換 Gemini 備援</w:t>
             </w:r>
           </w:p>
         </w:tc>
@@ -17952,7 +17952,7 @@
                 <w:rFonts w:ascii="Times New Roman" w:hAnsi="Times New Roman" w:eastAsia="標楷體" w:cs="Times New Roman"/>
                 <w:rFonts w:ascii="Times New Roman" w:hAnsi="Times New Roman" w:eastAsia="標楷體"/>
               </w:rPr>
-              <w:t>驗證在外部網路中斷或雲端 API 達到配額上限時，系統能無縫切換至本機 Ollama 離線模型續行對話。</w:t>
+              <w:t xml:space="preserve">驗證本機 Ollama 伺服器無法連線時，系統能自動改用 Google Gemini 續行對話。</w:t>
             </w:r>
           </w:p>
         </w:tc>
@@ -18038,7 +18038,7 @@
                 <w:rFonts w:ascii="Times New Roman" w:hAnsi="Times New Roman" w:eastAsia="標楷體" w:cs="Times New Roman"/>
                 <w:rFonts w:ascii="Times New Roman" w:hAnsi="Times New Roman" w:eastAsia="標楷體"/>
               </w:rPr>
-              <w:t>1. 暫時拔除外網連線或模擬雲端回傳 429 資源耗盡例外。</w:t>
+              <w:t xml:space="preserve">1. 暫停本機 Ollama 服務，或模擬其連線逾時。</w:t>
             </w:r>
           </w:p>
           <w:p>
@@ -18156,7 +18156,7 @@
                 <w:rFonts w:ascii="Times New Roman" w:hAnsi="Times New Roman" w:eastAsia="標楷體" w:cs="Times New Roman"/>
                 <w:rFonts w:ascii="Times New Roman" w:hAnsi="Times New Roman" w:eastAsia="標楷體"/>
               </w:rPr>
-              <w:t>後端服務自動攔截雲端異常，順暢切換至本機部署之開源離線模型接手回覆，對話服務不中斷，長者端無錯誤崩潰提示。</w:t>
+              <w:t xml:space="preserve">後端偵測 Ollama 無回應後改由 Gemini 回覆，對話服務不中斷，長者端無錯誤提示。</w:t>
             </w:r>
           </w:p>
         </w:tc>
@@ -18263,7 +18263,7 @@
           <w:sz w:val="28"/>
           <w:rFonts w:ascii="Times New Roman" w:hAnsi="Times New Roman" w:eastAsia="標楷體"/>
         </w:rPr>
-        <w:t>表 10-2-29 Gemini 數位人生回憶錄故事自動萃取</w:t>
+        <w:t xml:space="preserve">表 10-2-29 每日一問回憶錄保存與通知</w:t>
       </w:r>
       <w:r>
         <w:rPr>
@@ -18477,7 +18477,7 @@
                 <w:rFonts w:ascii="Times New Roman" w:hAnsi="Times New Roman" w:eastAsia="標楷體" w:cs="Times New Roman"/>
                 <w:rFonts w:ascii="Times New Roman" w:hAnsi="Times New Roman" w:eastAsia="標楷體"/>
               </w:rPr>
-              <w:t>Gemini 數位人生回憶錄故事自動萃取</w:t>
+              <w:t xml:space="preserve">每日一問回憶錄保存與通知</w:t>
             </w:r>
           </w:p>
         </w:tc>
@@ -18565,7 +18565,7 @@
                 <w:rFonts w:ascii="Times New Roman" w:hAnsi="Times New Roman" w:eastAsia="標楷體" w:cs="Times New Roman"/>
                 <w:rFonts w:ascii="Times New Roman" w:hAnsi="Times New Roman" w:eastAsia="標楷體"/>
               </w:rPr>
-              <w:t>驗證系統能從長輩日常陪伴閒聊對話中，精準抽取有意義之童年與家庭回憶，自動彙整為自傳章節卡片。</w:t>
+              <w:t xml:space="preserve">驗證長輩回答每日一問後，回答會保存為回憶錄並通知家屬。</w:t>
             </w:r>
           </w:p>
         </w:tc>
@@ -18651,7 +18651,7 @@
                 <w:rFonts w:ascii="Times New Roman" w:hAnsi="Times New Roman" w:eastAsia="標楷體" w:cs="Times New Roman"/>
                 <w:rFonts w:ascii="Times New Roman" w:hAnsi="Times New Roman" w:eastAsia="標楷體"/>
               </w:rPr>
-              <w:t>1. 傳入長者與 AI 閒聊「民國 50 年在老街賣糖葫蘆」之歷史對話文字。</w:t>
+              <w:t xml:space="preserve">1. 長輩開啟今日一問並以語音回答。</w:t>
             </w:r>
           </w:p>
           <w:p>
@@ -18667,7 +18667,7 @@
                 <w:rFonts w:ascii="Times New Roman" w:hAnsi="Times New Roman" w:eastAsia="標楷體" w:cs="Times New Roman"/>
                 <w:rFonts w:ascii="Times New Roman" w:hAnsi="Times New Roman" w:eastAsia="標楷體"/>
               </w:rPr>
-              <w:t>2. 呼叫後端回憶錄萃取服務進行意圖解析與章節結構化整理。</w:t>
+              <w:t xml:space="preserve">2. 後端保存回答文字與錄音。</w:t>
             </w:r>
           </w:p>
           <w:p>
@@ -18683,7 +18683,7 @@
                 <w:rFonts w:ascii="Times New Roman" w:hAnsi="Times New Roman" w:eastAsia="標楷體" w:cs="Times New Roman"/>
                 <w:rFonts w:ascii="Times New Roman" w:hAnsi="Times New Roman" w:eastAsia="標楷體"/>
               </w:rPr>
-              <w:t>3. 檢驗產出之故事標題、故事內文與關鍵年代標記。</w:t>
+              <w:t xml:space="preserve">3. 檢查家屬端收到的回答通知與回憶錄內容。</w:t>
             </w:r>
           </w:p>
         </w:tc>
@@ -18769,7 +18769,7 @@
                 <w:rFonts w:ascii="Times New Roman" w:hAnsi="Times New Roman" w:eastAsia="標楷體" w:cs="Times New Roman"/>
                 <w:rFonts w:ascii="Times New Roman" w:hAnsi="Times New Roman" w:eastAsia="標楷體"/>
               </w:rPr>
-              <w:t>模型成功生成溫暖生動之回憶錄卡片，自動歸類於「青春歲月」主題，並同步推播至家屬端回憶錄畫廊中保存。</w:t>
+              <w:t xml:space="preserve">回答保存後，家屬收到「每日一問」通知，並可在回憶錄中查看文字與播放錄音。</w:t>
             </w:r>
           </w:p>
         </w:tc>
@@ -19382,7 +19382,7 @@
                 <w:rFonts w:ascii="Times New Roman" w:hAnsi="Times New Roman" w:eastAsia="標楷體" w:cs="Times New Roman"/>
                 <w:rFonts w:ascii="Times New Roman" w:hAnsi="Times New Roman" w:eastAsia="標楷體"/>
               </w:rPr>
-              <w:t>雙方在直連穿透失敗後，於 1 秒內自動切換至 TURN 轉發通道，影音封包傳輸順暢無阻斷，通話過程中封包遺失率低於 1.5%。</w:t>
+              <w:t xml:space="preserve">直連失敗時改經 Oracle Cloud 上的 TURN 伺服器轉發，雙方仍可正常通話。</w:t>
             </w:r>
           </w:p>
         </w:tc>
@@ -20102,7 +20102,7 @@
           <w:sz w:val="28"/>
           <w:rFonts w:ascii="Times New Roman" w:hAnsi="Times New Roman" w:eastAsia="標楷體"/>
         </w:rPr>
-        <w:t>表 10-2-32 全系統運作狀態與即時監控儀表板</w:t>
+        <w:t xml:space="preserve">表 10-2-32 平台統計儀表板</w:t>
       </w:r>
       <w:r>
         <w:rPr>
@@ -20316,7 +20316,7 @@
                 <w:rFonts w:ascii="Times New Roman" w:hAnsi="Times New Roman" w:eastAsia="標楷體" w:cs="Times New Roman"/>
                 <w:rFonts w:ascii="Times New Roman" w:hAnsi="Times New Roman" w:eastAsia="標楷體"/>
               </w:rPr>
-              <w:t>全系統運作狀態與即時監控儀表板</w:t>
+              <w:t xml:space="preserve">平台統計儀表板</w:t>
             </w:r>
           </w:p>
         </w:tc>
@@ -20404,7 +20404,7 @@
                 <w:rFonts w:ascii="Times New Roman" w:hAnsi="Times New Roman" w:eastAsia="標楷體" w:cs="Times New Roman"/>
                 <w:rFonts w:ascii="Times New Roman" w:hAnsi="Times New Roman" w:eastAsia="標楷體"/>
               </w:rPr>
-              <w:t>驗證主控台儀表板能即時刷新全系統連線長者總數、邊緣監視設備狀態與今日各類警報指標。</w:t>
+              <w:t xml:space="preserve">驗證平台統計儀表板能呈現使用者年齡與居住地、緊急警報與緊急通話統計。</w:t>
             </w:r>
           </w:p>
         </w:tc>
@@ -20490,7 +20490,7 @@
                 <w:rFonts w:ascii="Times New Roman" w:hAnsi="Times New Roman" w:eastAsia="標楷體" w:cs="Times New Roman"/>
                 <w:rFonts w:ascii="Times New Roman" w:hAnsi="Times New Roman" w:eastAsia="標楷體"/>
               </w:rPr>
-              <w:t>1. 進入主控台 Overview 總覽首頁。</w:t>
+              <w:t xml:space="preserve">1. 登入後進入「數據總覽」。</w:t>
             </w:r>
           </w:p>
           <w:p>
@@ -20506,7 +20506,7 @@
                 <w:rFonts w:ascii="Times New Roman" w:hAnsi="Times New Roman" w:eastAsia="標楷體" w:cs="Times New Roman"/>
                 <w:rFonts w:ascii="Times New Roman" w:hAnsi="Times New Roman" w:eastAsia="標楷體"/>
               </w:rPr>
-              <w:t>2. 檢視頂部狀態數據卡片（長者總數、在線設備、今日跌倒警報數、未處理事件數）。</w:t>
+              <w:t xml:space="preserve">2. 檢視使用者年齡與居住地、緊急警報統計與緊急通話統計圖表。</w:t>
             </w:r>
           </w:p>
           <w:p>
@@ -20522,7 +20522,7 @@
                 <w:rFonts w:ascii="Times New Roman" w:hAnsi="Times New Roman" w:eastAsia="標楷體" w:cs="Times New Roman"/>
                 <w:rFonts w:ascii="Times New Roman" w:hAnsi="Times New Roman" w:eastAsia="標楷體"/>
               </w:rPr>
-              <w:t>3. 觀察定時輪詢或即時推播造成之數值動態跳動。</w:t>
+              <w:t xml:space="preserve">3. 切換時間區間，觀察統計圖表更新。</w:t>
             </w:r>
           </w:p>
         </w:tc>
@@ -20608,7 +20608,7 @@
                 <w:rFonts w:ascii="Times New Roman" w:hAnsi="Times New Roman" w:eastAsia="標楷體" w:cs="Times New Roman"/>
                 <w:rFonts w:ascii="Times New Roman" w:hAnsi="Times New Roman" w:eastAsia="標楷體"/>
               </w:rPr>
-              <w:t>各項統計數據完整正確呈現，與後端 MySQL 及記憶體連線池狀態百分之百吻合，圖表加載時間低於 0.8 秒。</w:t>
+              <w:t xml:space="preserve">各圖表依所選時間區間載入統計資料，數值與資料庫查詢結果一致。</w:t>
             </w:r>
           </w:p>
         </w:tc>
@@ -20715,7 +20715,7 @@
           <w:sz w:val="28"/>
           <w:rFonts w:ascii="Times New Roman" w:hAnsi="Times New Roman" w:eastAsia="標楷體"/>
         </w:rPr>
-        <w:t>表 10-2-33 長者名冊與裝置綁定清單檢視</w:t>
+        <w:t xml:space="preserve">表 10-2-33 使用者列表與風險分級</w:t>
       </w:r>
       <w:r>
         <w:rPr>
@@ -20929,7 +20929,7 @@
                 <w:rFonts w:ascii="Times New Roman" w:hAnsi="Times New Roman" w:eastAsia="標楷體" w:cs="Times New Roman"/>
                 <w:rFonts w:ascii="Times New Roman" w:hAnsi="Times New Roman" w:eastAsia="標楷體"/>
               </w:rPr>
-              <w:t>長者名冊與裝置綁定清單檢視</w:t>
+              <w:t xml:space="preserve">使用者列表與風險分級</w:t>
             </w:r>
           </w:p>
         </w:tc>
@@ -21017,7 +21017,7 @@
                 <w:rFonts w:ascii="Times New Roman" w:hAnsi="Times New Roman" w:eastAsia="標楷體" w:cs="Times New Roman"/>
                 <w:rFonts w:ascii="Times New Roman" w:hAnsi="Times New Roman" w:eastAsia="標楷體"/>
               </w:rPr>
-              <w:t>驗證管理人員能瀏覽全系統長者名冊，檢視每位長輩關聯之家屬帳號與已綁定之監視器設備序號。</w:t>
+              <w:t xml:space="preserve">驗證開發者能瀏覽長輩與家屬清單，並依風險等級與互動天數排序。</w:t>
             </w:r>
           </w:p>
         </w:tc>
@@ -21103,7 +21103,7 @@
                 <w:rFonts w:ascii="Times New Roman" w:hAnsi="Times New Roman" w:eastAsia="標楷體" w:cs="Times New Roman"/>
                 <w:rFonts w:ascii="Times New Roman" w:hAnsi="Times New Roman" w:eastAsia="標楷體"/>
               </w:rPr>
-              <w:t>1. 點擊左側導覽列「長者管理」進入名冊頁面。</w:t>
+              <w:t xml:space="preserve">1. 點擊左側導覽列「使用者列表」。</w:t>
             </w:r>
           </w:p>
           <w:p>
@@ -21119,7 +21119,7 @@
                 <w:rFonts w:ascii="Times New Roman" w:hAnsi="Times New Roman" w:eastAsia="標楷體" w:cs="Times New Roman"/>
                 <w:rFonts w:ascii="Times New Roman" w:hAnsi="Times New Roman" w:eastAsia="標楷體"/>
               </w:rPr>
-              <w:t>2. 在搜尋框輸入長者姓名「王」進行即時過濾。</w:t>
+              <w:t xml:space="preserve">2. 在搜尋框輸入長輩姓名進行過濾。</w:t>
             </w:r>
           </w:p>
           <w:p>
@@ -21135,7 +21135,7 @@
                 <w:rFonts w:ascii="Times New Roman" w:hAnsi="Times New Roman" w:eastAsia="標楷體" w:cs="Times New Roman"/>
                 <w:rFonts w:ascii="Times New Roman" w:hAnsi="Times New Roman" w:eastAsia="標楷體"/>
               </w:rPr>
-              <w:t>3. 檢視列表欄位包含長者識別碼、年齡、緊急聯絡人家屬與綁定設備數。</w:t>
+              <w:t xml:space="preserve">3. 檢視風險等級、距上次互動天數與警報次數，並點擊欄位排序。</w:t>
             </w:r>
           </w:p>
         </w:tc>
@@ -21221,7 +21221,7 @@
                 <w:rFonts w:ascii="Times New Roman" w:hAnsi="Times New Roman" w:eastAsia="標楷體" w:cs="Times New Roman"/>
                 <w:rFonts w:ascii="Times New Roman" w:hAnsi="Times New Roman" w:eastAsia="標楷體"/>
               </w:rPr>
-              <w:t>搜尋結果即時過濾符合條件之長者資料，各項關聯欄位完整顯示，支援分頁與排序功能，無資料遺漏。</w:t>
+              <w:t xml:space="preserve">清單顯示每位長輩的風險等級（高風險、需留意、穩定）、距上次互動天數與警報次數，可搜尋與排序。</w:t>
             </w:r>
           </w:p>
         </w:tc>
@@ -21328,7 +21328,7 @@
           <w:sz w:val="28"/>
           <w:rFonts w:ascii="Times New Roman" w:hAnsi="Times New Roman" w:eastAsia="標楷體"/>
         </w:rPr>
-        <w:t>表 10-2-34 長者個別健康歷程與即時狀態查詢</w:t>
+        <w:t xml:space="preserve">表 10-2-34 長輩個案詳情查詢</w:t>
       </w:r>
       <w:r>
         <w:rPr>
@@ -21542,7 +21542,7 @@
                 <w:rFonts w:ascii="Times New Roman" w:hAnsi="Times New Roman" w:eastAsia="標楷體" w:cs="Times New Roman"/>
                 <w:rFonts w:ascii="Times New Roman" w:hAnsi="Times New Roman" w:eastAsia="標楷體"/>
               </w:rPr>
-              <w:t>長者個別健康歷程與即時狀態查詢</w:t>
+              <w:t xml:space="preserve">長輩個案詳情查詢</w:t>
             </w:r>
           </w:p>
         </w:tc>
@@ -21630,7 +21630,7 @@
                 <w:rFonts w:ascii="Times New Roman" w:hAnsi="Times New Roman" w:eastAsia="標楷體" w:cs="Times New Roman"/>
                 <w:rFonts w:ascii="Times New Roman" w:hAnsi="Times New Roman" w:eastAsia="標楷體"/>
               </w:rPr>
-              <w:t>驗證管理人員點入特定長者詳情時，能完整檢視長者當前所在房間、歷史警報統計與 AI 對話陪伴紀錄摘要。</w:t>
+              <w:t xml:space="preserve">驗證開發者點入特定長輩時，能檢視基本資料、綁定家屬、AI 與關懷設定及每日步數。</w:t>
             </w:r>
           </w:p>
         </w:tc>
@@ -21732,7 +21732,7 @@
                 <w:rFonts w:ascii="Times New Roman" w:hAnsi="Times New Roman" w:eastAsia="標楷體" w:cs="Times New Roman"/>
                 <w:rFonts w:ascii="Times New Roman" w:hAnsi="Times New Roman" w:eastAsia="標楷體"/>
               </w:rPr>
-              <w:t>2. 檢視「目前所在房間」動態標籤。</w:t>
+              <w:t xml:space="preserve">2. 檢視基本資料與綁定家屬。</w:t>
             </w:r>
           </w:p>
           <w:p>
@@ -21748,7 +21748,7 @@
                 <w:rFonts w:ascii="Times New Roman" w:hAnsi="Times New Roman" w:eastAsia="標楷體" w:cs="Times New Roman"/>
                 <w:rFonts w:ascii="Times New Roman" w:hAnsi="Times New Roman" w:eastAsia="標楷體"/>
               </w:rPr>
-              <w:t>3. 瀏覽近期生理量測趨勢折線圖與日常陪伴問答日誌。</w:t>
+              <w:t xml:space="preserve">3. 檢視 AI 與關懷設定、每日步數。</w:t>
             </w:r>
           </w:p>
         </w:tc>
@@ -21834,7 +21834,7 @@
                 <w:rFonts w:ascii="Times New Roman" w:hAnsi="Times New Roman" w:eastAsia="標楷體" w:cs="Times New Roman"/>
                 <w:rFonts w:ascii="Times New Roman" w:hAnsi="Times New Roman" w:eastAsia="標楷體"/>
               </w:rPr>
-              <w:t>詳情頁準確顯示長者當前房間（如臥室）；日常活動力與步數圖表渲染清晰；歷史陪伴紀錄按時間排序呈現，方便開發維護除錯。</w:t>
+              <w:t xml:space="preserve">詳情頁正確載入各區塊資料，並可編輯長輩基本資料。</w:t>
             </w:r>
           </w:p>
         </w:tc>
@@ -21941,7 +21941,7 @@
           <w:sz w:val="28"/>
           <w:rFonts w:ascii="Times New Roman" w:hAnsi="Times New Roman" w:eastAsia="標楷體"/>
         </w:rPr>
-        <w:t>表 10-2-35 緊急警報事件監控與處置簽核</w:t>
+        <w:t xml:space="preserve">表 10-2-35 警報中心與處理決策</w:t>
       </w:r>
       <w:r>
         <w:rPr>
@@ -22155,7 +22155,7 @@
                 <w:rFonts w:ascii="Times New Roman" w:hAnsi="Times New Roman" w:eastAsia="標楷體" w:cs="Times New Roman"/>
                 <w:rFonts w:ascii="Times New Roman" w:hAnsi="Times New Roman" w:eastAsia="標楷體"/>
               </w:rPr>
-              <w:t>緊急警報事件監控與處置簽核</w:t>
+              <w:t xml:space="preserve">警報中心與處理決策</w:t>
             </w:r>
           </w:p>
         </w:tc>
@@ -22243,7 +22243,7 @@
                 <w:rFonts w:ascii="Times New Roman" w:hAnsi="Times New Roman" w:eastAsia="標楷體" w:cs="Times New Roman"/>
                 <w:rFonts w:ascii="Times New Roman" w:hAnsi="Times New Roman" w:eastAsia="標楷體"/>
               </w:rPr>
-              <w:t>驗證主控台警報管理頁能即時列出所有觸發之跌倒與滯留警報，提供現場截圖檢視與處理狀態註記功能。</w:t>
+              <w:t xml:space="preserve">驗證警報中心能列出跌倒與異常爬行警報，並讓開發者做出處理決策。</w:t>
             </w:r>
           </w:p>
         </w:tc>
@@ -22329,7 +22329,7 @@
                 <w:rFonts w:ascii="Times New Roman" w:hAnsi="Times New Roman" w:eastAsia="標楷體" w:cs="Times New Roman"/>
                 <w:rFonts w:ascii="Times New Roman" w:hAnsi="Times New Roman" w:eastAsia="標楷體"/>
               </w:rPr>
-              <w:t>1. 點擊「警報事件監控」頁面。</w:t>
+              <w:t xml:space="preserve">1. 點擊左側導覽列「警報中心」。</w:t>
             </w:r>
           </w:p>
           <w:p>
@@ -22361,7 +22361,7 @@
                 <w:rFonts w:ascii="Times New Roman" w:hAnsi="Times New Roman" w:eastAsia="標楷體" w:cs="Times New Roman"/>
                 <w:rFonts w:ascii="Times New Roman" w:hAnsi="Times New Roman" w:eastAsia="標楷體"/>
               </w:rPr>
-              <w:t>3. 點選查看現場抓拍影像。</w:t>
+              <w:t xml:space="preserve">3. 點選該筆警報，開啟決策視窗。</w:t>
             </w:r>
           </w:p>
           <w:p>
@@ -22377,7 +22377,7 @@
                 <w:rFonts w:ascii="Times New Roman" w:hAnsi="Times New Roman" w:eastAsia="標楷體" w:cs="Times New Roman"/>
                 <w:rFonts w:ascii="Times New Roman" w:hAnsi="Times New Roman" w:eastAsia="標楷體"/>
               </w:rPr>
-              <w:t>4. 填寫處理註記「已聯絡家屬確認長者安全」並點選「完成處置」。</w:t>
+              <w:t xml:space="preserve">4. 選擇「再次通知家屬」、「建議報警」或「結案」。</w:t>
             </w:r>
           </w:p>
         </w:tc>
@@ -22463,7 +22463,7 @@
                 <w:rFonts w:ascii="Times New Roman" w:hAnsi="Times New Roman" w:eastAsia="標楷體" w:cs="Times New Roman"/>
                 <w:rFonts w:ascii="Times New Roman" w:hAnsi="Times New Roman" w:eastAsia="標楷體"/>
               </w:rPr>
-              <w:t>警報截圖迅速載入且無破圖；送出處置後事件狀態即時更新為「已處置」，處置人與時間戳記同步記錄至資料庫日誌中。</w:t>
+              <w:t xml:space="preserve">送出決策後警報狀態即時更新，已結案的警報不能再改回。</w:t>
             </w:r>
           </w:p>
         </w:tc>
@@ -22570,7 +22570,7 @@
           <w:sz w:val="28"/>
           <w:rFonts w:ascii="Times New Roman" w:hAnsi="Times New Roman" w:eastAsia="標楷體"/>
         </w:rPr>
-        <w:t>表 10-2-36 長者活動力趨勢與空間熱點統計圖表</w:t>
+        <w:t xml:space="preserve">表 10-2-36 BUG 回饋管理</w:t>
       </w:r>
       <w:r>
         <w:rPr>
@@ -22784,7 +22784,7 @@
                 <w:rFonts w:ascii="Times New Roman" w:hAnsi="Times New Roman" w:eastAsia="標楷體" w:cs="Times New Roman"/>
                 <w:rFonts w:ascii="Times New Roman" w:hAnsi="Times New Roman" w:eastAsia="標楷體"/>
               </w:rPr>
-              <w:t>長者活動力趨勢與空間熱點統計圖表</w:t>
+              <w:t xml:space="preserve">BUG 回饋管理</w:t>
             </w:r>
           </w:p>
         </w:tc>
@@ -22872,7 +22872,7 @@
                 <w:rFonts w:ascii="Times New Roman" w:hAnsi="Times New Roman" w:eastAsia="標楷體" w:cs="Times New Roman"/>
                 <w:rFonts w:ascii="Times New Roman" w:hAnsi="Times New Roman" w:eastAsia="標楷體"/>
               </w:rPr>
-              <w:t>驗證主控台視覺化圖表元件能將長者日常各時段活動力、房間停留時間比例繪製為清楚易懂之統計圖表。</w:t>
+              <w:t xml:space="preserve">驗證開發者能查看家屬與長輩 App 提交的問題回報，並以標題關鍵字搜尋。</w:t>
             </w:r>
           </w:p>
         </w:tc>
@@ -22958,7 +22958,7 @@
                 <w:rFonts w:ascii="Times New Roman" w:hAnsi="Times New Roman" w:eastAsia="標楷體" w:cs="Times New Roman"/>
                 <w:rFonts w:ascii="Times New Roman" w:hAnsi="Times New Roman" w:eastAsia="標楷體"/>
               </w:rPr>
-              <w:t>1. 進入「數據分析與圖表」專區。</w:t>
+              <w:t xml:space="preserve">1. 點擊左側導覽列「BUG 回饋」。</w:t>
             </w:r>
           </w:p>
           <w:p>
@@ -22974,7 +22974,7 @@
                 <w:rFonts w:ascii="Times New Roman" w:hAnsi="Times New Roman" w:eastAsia="標楷體" w:cs="Times New Roman"/>
                 <w:rFonts w:ascii="Times New Roman" w:hAnsi="Times New Roman" w:eastAsia="標楷體"/>
               </w:rPr>
-              <w:t>2. 切換時間區間為「過去 7 天」。</w:t>
+              <w:t xml:space="preserve">2. 以標題關鍵字搜尋回報。</w:t>
             </w:r>
           </w:p>
           <w:p>
@@ -22990,7 +22990,7 @@
                 <w:rFonts w:ascii="Times New Roman" w:hAnsi="Times New Roman" w:eastAsia="標楷體" w:cs="Times New Roman"/>
                 <w:rFonts w:ascii="Times New Roman" w:hAnsi="Times New Roman" w:eastAsia="標楷體"/>
               </w:rPr>
-              <w:t>3. 檢視活動力趨勢折線圖、每日睡眠時段長條圖與各房間滯留比例圓餅圖。</w:t>
+              <w:t xml:space="preserve">3. 點選任一筆回報檢視內容。</w:t>
             </w:r>
           </w:p>
         </w:tc>
@@ -23076,7 +23076,7 @@
                 <w:rFonts w:ascii="Times New Roman" w:hAnsi="Times New Roman" w:eastAsia="標楷體" w:cs="Times New Roman"/>
                 <w:rFonts w:ascii="Times New Roman" w:hAnsi="Times New Roman" w:eastAsia="標楷體"/>
               </w:rPr>
-              <w:t>圖表動態滑入渲染，支援游標懸停顯示詳細數值（如客廳 45%、臥室 35%、浴室 10%），排版美觀且圖例文字標註精確。</w:t>
+              <w:t xml:space="preserve">回報清單依時間列出，可依標題關鍵字搜尋並查看回報內容。</w:t>
             </w:r>
           </w:p>
         </w:tc>
